--- a/docs/MANUALE_GENERALE_Silvestre.docx
+++ b/docs/MANUALE_GENERALE_Silvestre.docx
@@ -794,6 +794,576 @@
           <w:sz w:val="22"/>
         </w:rPr>
         <w:t>⚠  Senza FIREBASE l'app non funziona proprio. Senza CLOUDINARY le foto non si caricano. Sono entrambi essenziali e operativi adesso.</w:t>
+      </w:r>
+    </w:p>
+    <w:p>
+      <w:r>
+        <w:br w:type="page"/>
+      </w:r>
+    </w:p>
+    <w:p>
+      <w:pPr>
+        <w:pStyle w:val="Heading1"/>
+      </w:pPr>
+      <w:r>
+        <w:rPr>
+          <w:rFonts w:ascii="Calibri" w:hAnsi="Calibri"/>
+          <w:color w:val="F47521"/>
+        </w:rPr>
+        <w:t>2.5 La tua app è GIÀ ONLINE</w:t>
+      </w:r>
+    </w:p>
+    <w:p>
+      <w:r>
+        <w:rPr>
+          <w:rFonts w:ascii="Calibri" w:hAnsi="Calibri"/>
+          <w:b w:val="0"/>
+          <w:i w:val="0"/>
+          <w:color w:val="2B2B2B"/>
+          <w:sz w:val="22"/>
+        </w:rPr>
+        <w:t>L'app è pubblicata sul cloud di Google ed è raggiungibile da qualsiasi telefono o computer del mondo. Niente Apple/Google store ancora — solo URL web.</w:t>
+      </w:r>
+    </w:p>
+    <w:p/>
+    <w:p>
+      <w:r>
+        <w:rPr>
+          <w:rFonts w:ascii="Calibri" w:hAnsi="Calibri"/>
+          <w:b/>
+          <w:i w:val="0"/>
+          <w:color w:val="2B2B2B"/>
+          <w:sz w:val="22"/>
+        </w:rPr>
+        <w:t>URL pubblico:</w:t>
+      </w:r>
+    </w:p>
+    <w:p>
+      <w:r>
+        <w:rPr>
+          <w:rFonts w:ascii="Calibri" w:hAnsi="Calibri"/>
+          <w:b/>
+          <w:i w:val="0"/>
+          <w:color w:val="1F77B4"/>
+          <w:sz w:val="22"/>
+        </w:rPr>
+        <w:t xml:space="preserve">  https://silvestre-fotoservizi.web.app</w:t>
+      </w:r>
+    </w:p>
+    <w:p/>
+    <w:p>
+      <w:r>
+        <w:rPr>
+          <w:rFonts w:ascii="Calibri" w:hAnsi="Calibri"/>
+          <w:b/>
+          <w:i w:val="0"/>
+          <w:color w:val="2B2B2B"/>
+          <w:sz w:val="22"/>
+        </w:rPr>
+        <w:t>Come installarla "come app" su iPhone:</w:t>
+      </w:r>
+    </w:p>
+    <w:p>
+      <w:pPr>
+        <w:pStyle w:val="ListNumber"/>
+      </w:pPr>
+      <w:r>
+        <w:rPr>
+          <w:rFonts w:ascii="Calibri" w:hAnsi="Calibri"/>
+          <w:sz w:val="22"/>
+        </w:rPr>
+        <w:t>Apri Safari (NON Chrome — Apple permette "Aggiungi a Home" solo da Safari)</w:t>
+      </w:r>
+    </w:p>
+    <w:p>
+      <w:pPr>
+        <w:pStyle w:val="ListNumber"/>
+      </w:pPr>
+      <w:r>
+        <w:rPr>
+          <w:rFonts w:ascii="Calibri" w:hAnsi="Calibri"/>
+          <w:sz w:val="22"/>
+        </w:rPr>
+        <w:t>Vai a https://silvestre-fotoservizi.web.app</w:t>
+      </w:r>
+    </w:p>
+    <w:p>
+      <w:pPr>
+        <w:pStyle w:val="ListNumber"/>
+      </w:pPr>
+      <w:r>
+        <w:rPr>
+          <w:rFonts w:ascii="Calibri" w:hAnsi="Calibri"/>
+          <w:sz w:val="22"/>
+        </w:rPr>
+        <w:t>Tocca icona Condividi (quadrato con freccia su, in basso al centro)</w:t>
+      </w:r>
+    </w:p>
+    <w:p>
+      <w:pPr>
+        <w:pStyle w:val="ListNumber"/>
+      </w:pPr>
+      <w:r>
+        <w:rPr>
+          <w:rFonts w:ascii="Calibri" w:hAnsi="Calibri"/>
+          <w:sz w:val="22"/>
+        </w:rPr>
+        <w:t>Scorri menu → "Aggiungi alla schermata Home"</w:t>
+      </w:r>
+    </w:p>
+    <w:p>
+      <w:pPr>
+        <w:pStyle w:val="ListNumber"/>
+      </w:pPr>
+      <w:r>
+        <w:rPr>
+          <w:rFonts w:ascii="Calibri" w:hAnsi="Calibri"/>
+          <w:sz w:val="22"/>
+        </w:rPr>
+        <w:t>Conferma "Silvestre" → Aggiungi</w:t>
+      </w:r>
+    </w:p>
+    <w:p>
+      <w:pPr>
+        <w:pStyle w:val="ListNumber"/>
+      </w:pPr>
+      <w:r>
+        <w:rPr>
+          <w:rFonts w:ascii="Calibri" w:hAnsi="Calibri"/>
+          <w:sz w:val="22"/>
+        </w:rPr>
+        <w:t>Esci da Safari → trovi l'icona arancione sulla home del telefono</w:t>
+      </w:r>
+    </w:p>
+    <w:p>
+      <w:pPr>
+        <w:pStyle w:val="ListNumber"/>
+      </w:pPr>
+      <w:r>
+        <w:rPr>
+          <w:rFonts w:ascii="Calibri" w:hAnsi="Calibri"/>
+          <w:sz w:val="22"/>
+        </w:rPr>
+        <w:t>Tocca → si apre a tutto schermo come un'app vera</w:t>
+      </w:r>
+    </w:p>
+    <w:p>
+      <w:r>
+        <w:rPr>
+          <w:rFonts w:ascii="Calibri" w:hAnsi="Calibri"/>
+          <w:b/>
+          <w:i w:val="0"/>
+          <w:color w:val="2B2B2B"/>
+          <w:sz w:val="22"/>
+        </w:rPr>
+        <w:t>Come installarla su Android:</w:t>
+      </w:r>
+    </w:p>
+    <w:p>
+      <w:pPr>
+        <w:pStyle w:val="ListNumber"/>
+      </w:pPr>
+      <w:r>
+        <w:rPr>
+          <w:rFonts w:ascii="Calibri" w:hAnsi="Calibri"/>
+          <w:sz w:val="22"/>
+        </w:rPr>
+        <w:t>Apri Chrome → vai all'URL sopra</w:t>
+      </w:r>
+    </w:p>
+    <w:p>
+      <w:pPr>
+        <w:pStyle w:val="ListNumber"/>
+      </w:pPr>
+      <w:r>
+        <w:rPr>
+          <w:rFonts w:ascii="Calibri" w:hAnsi="Calibri"/>
+          <w:sz w:val="22"/>
+        </w:rPr>
+        <w:t>Chrome propone automaticamente "Installa Silvestre Fotoservizi" (banner in basso)</w:t>
+      </w:r>
+    </w:p>
+    <w:p>
+      <w:pPr>
+        <w:pStyle w:val="ListNumber"/>
+      </w:pPr>
+      <w:r>
+        <w:rPr>
+          <w:rFonts w:ascii="Calibri" w:hAnsi="Calibri"/>
+          <w:sz w:val="22"/>
+        </w:rPr>
+        <w:t>Tocca "Installa" → fatto. In alternativa: menù 3 puntini ⋮ → "Installa app"</w:t>
+      </w:r>
+    </w:p>
+    <w:p>
+      <w:r>
+        <w:rPr>
+          <w:rFonts w:ascii="Calibri" w:hAnsi="Calibri"/>
+          <w:b/>
+          <w:color w:val="3DA35D"/>
+          <w:sz w:val="22"/>
+        </w:rPr>
+        <w:t>💡  Per condividere l'app con clienti/amici basta inviargli il link https://silvestre-fotoservizi.web.app via WhatsApp.</w:t>
+      </w:r>
+    </w:p>
+    <w:p/>
+    <w:p>
+      <w:pPr>
+        <w:pStyle w:val="Heading2"/>
+      </w:pPr>
+      <w:r>
+        <w:rPr>
+          <w:rFonts w:ascii="Calibri" w:hAnsi="Calibri"/>
+          <w:color w:val="F47521"/>
+        </w:rPr>
+        <w:t>Messaggi pronti da inoltrare ai clienti</w:t>
+      </w:r>
+    </w:p>
+    <w:p>
+      <w:r>
+        <w:rPr>
+          <w:rFonts w:ascii="Calibri" w:hAnsi="Calibri"/>
+          <w:b w:val="0"/>
+          <w:i/>
+          <w:color w:val="2B2B2B"/>
+          <w:sz w:val="22"/>
+        </w:rPr>
+        <w:t>Copia-incolla questi testi su WhatsApp o per email. Salva il documento e tienitelo a portata di mano in negozio.</w:t>
+      </w:r>
+    </w:p>
+    <w:p/>
+    <w:p>
+      <w:r>
+        <w:rPr>
+          <w:rFonts w:ascii="Calibri" w:hAnsi="Calibri"/>
+          <w:b/>
+          <w:i w:val="0"/>
+          <w:color w:val="1F77B4"/>
+          <w:sz w:val="22"/>
+        </w:rPr>
+        <w:t>TESTO PER iPhone (iOS):</w:t>
+      </w:r>
+    </w:p>
+    <w:p>
+      <w:r>
+        <w:rPr>
+          <w:rFonts w:ascii="Calibri" w:hAnsi="Calibri"/>
+          <w:b w:val="0"/>
+          <w:i w:val="0"/>
+          <w:color w:val="2B2B2B"/>
+          <w:sz w:val="22"/>
+        </w:rPr>
+        <w:t>Ciao! Apri questo link dall'iPhone usando SAFARI (importante, non Chrome): https://silvestre-fotoservizi.web.app</w:t>
+        <w:br/>
+        <w:br/>
+        <w:t>1) Carica la pagina</w:t>
+        <w:br/>
+        <w:t>2) In basso al centro tocca l'icona Condividi (quadrato con freccia che esce verso l'alto)</w:t>
+        <w:br/>
+        <w:t>3) Scorri il menu verso il basso fino a "Aggiungi alla schermata Home"</w:t>
+        <w:br/>
+        <w:t>4) Tocca, conferma il nome "Silvestre" in alto a destra → Aggiungi</w:t>
+        <w:br/>
+        <w:t>5) Esci da Safari → trovi l'icona arancione Silvestre sulla home come una vera app</w:t>
+        <w:br/>
+        <w:br/>
+        <w:t>Pronto! Aprila da li' come fai con le altre app.</w:t>
+      </w:r>
+    </w:p>
+    <w:p/>
+    <w:p>
+      <w:r>
+        <w:rPr>
+          <w:rFonts w:ascii="Calibri" w:hAnsi="Calibri"/>
+          <w:b/>
+          <w:i w:val="0"/>
+          <w:color w:val="1F77B4"/>
+          <w:sz w:val="22"/>
+        </w:rPr>
+        <w:t>TESTO PER Android:</w:t>
+      </w:r>
+    </w:p>
+    <w:p>
+      <w:r>
+        <w:rPr>
+          <w:rFonts w:ascii="Calibri" w:hAnsi="Calibri"/>
+          <w:b w:val="0"/>
+          <w:i w:val="0"/>
+          <w:color w:val="2B2B2B"/>
+          <w:sz w:val="22"/>
+        </w:rPr>
+        <w:t>Ciao! Apri questo link dall'Android usando CHROME: https://silvestre-fotoservizi.web.app</w:t>
+        <w:br/>
+        <w:br/>
+        <w:t>OPZIONE 1 (automatica): apri la pagina, in basso compare il banner "Installa Silvestre Fotoservizi" → tocca Installa.</w:t>
+        <w:br/>
+        <w:br/>
+        <w:t>OPZIONE 2 (manuale):</w:t>
+        <w:br/>
+        <w:t>1) Carica la pagina</w:t>
+        <w:br/>
+        <w:t>2) In alto a destra tocca i 3 puntini verticali</w:t>
+        <w:br/>
+        <w:t>3) Tocca "Installa app" (o "Aggiungi a schermata Home")</w:t>
+        <w:br/>
+        <w:t>4) Conferma "Installa"</w:t>
+        <w:br/>
+        <w:br/>
+        <w:t>L'icona arancione Silvestre appare sulla home del telefono come una vera app.</w:t>
+      </w:r>
+    </w:p>
+    <w:p/>
+    <w:p>
+      <w:r>
+        <w:rPr>
+          <w:rFonts w:ascii="Calibri" w:hAnsi="Calibri"/>
+          <w:b/>
+          <w:i w:val="0"/>
+          <w:color w:val="2B2B2B"/>
+          <w:sz w:val="22"/>
+        </w:rPr>
+        <w:t>Note importanti:</w:t>
+      </w:r>
+    </w:p>
+    <w:p>
+      <w:pPr>
+        <w:pStyle w:val="ListBullet"/>
+      </w:pPr>
+      <w:r>
+        <w:rPr>
+          <w:rFonts w:ascii="Calibri" w:hAnsi="Calibri"/>
+          <w:sz w:val="22"/>
+        </w:rPr>
+        <w:t>Su iPhone NON funziona con Chrome — Apple permette "Aggiungi a Home" solo da Safari (limite Apple, non nostro).</w:t>
+      </w:r>
+    </w:p>
+    <w:p>
+      <w:pPr>
+        <w:pStyle w:val="ListBullet"/>
+      </w:pPr>
+      <w:r>
+        <w:rPr>
+          <w:rFonts w:ascii="Calibri" w:hAnsi="Calibri"/>
+          <w:sz w:val="22"/>
+        </w:rPr>
+        <w:t>Su Android funziona anche con Samsung Internet, Edge, Firefox — ma Chrome è il più semplice.</w:t>
+      </w:r>
+    </w:p>
+    <w:p>
+      <w:pPr>
+        <w:pStyle w:val="ListBullet"/>
+      </w:pPr>
+      <w:r>
+        <w:rPr>
+          <w:rFonts w:ascii="Calibri" w:hAnsi="Calibri"/>
+          <w:sz w:val="22"/>
+        </w:rPr>
+        <w:t>Anche senza "installare", il cliente può sempre usare l'app dal browser come un normale sito web.</w:t>
+      </w:r>
+    </w:p>
+    <w:p>
+      <w:pPr>
+        <w:pStyle w:val="ListBullet"/>
+      </w:pPr>
+      <w:r>
+        <w:rPr>
+          <w:rFonts w:ascii="Calibri" w:hAnsi="Calibri"/>
+          <w:sz w:val="22"/>
+        </w:rPr>
+        <w:t>Una volta installata: splash screen arancione all'avvio, schermo intero, niente barra browser. Identica a un'app scaricata dallo store.</w:t>
+      </w:r>
+    </w:p>
+    <w:p/>
+    <w:p>
+      <w:pPr>
+        <w:pStyle w:val="Heading2"/>
+      </w:pPr>
+      <w:r>
+        <w:rPr>
+          <w:rFonts w:ascii="Calibri" w:hAnsi="Calibri"/>
+          <w:color w:val="F47521"/>
+        </w:rPr>
+        <w:t>Come ricevere le modifiche</w:t>
+      </w:r>
+    </w:p>
+    <w:p>
+      <w:r>
+        <w:rPr>
+          <w:rFonts w:ascii="Calibri" w:hAnsi="Calibri"/>
+          <w:b w:val="0"/>
+          <w:i w:val="0"/>
+          <w:color w:val="2B2B2B"/>
+          <w:sz w:val="22"/>
+        </w:rPr>
+        <w:t>Quando io aggiungo funzionalità, l'app sul web NON si aggiorna da sola. Servono 2 cose:</w:t>
+      </w:r>
+    </w:p>
+    <w:p>
+      <w:pPr>
+        <w:pStyle w:val="ListBullet"/>
+      </w:pPr>
+      <w:r>
+        <w:rPr>
+          <w:rFonts w:ascii="Calibri" w:hAnsi="Calibri"/>
+          <w:sz w:val="22"/>
+        </w:rPr>
+        <w:t>Io ricompilo l'app + ridepoy (3 minuti) → versione nuova online</w:t>
+      </w:r>
+    </w:p>
+    <w:p>
+      <w:pPr>
+        <w:pStyle w:val="ListBullet"/>
+      </w:pPr>
+      <w:r>
+        <w:rPr>
+          <w:rFonts w:ascii="Calibri" w:hAnsi="Calibri"/>
+          <w:sz w:val="22"/>
+        </w:rPr>
+        <w:t>Tu fai refresh sul telefono (chiudi e riapri o ricarica la pagina) → vedi le novità</w:t>
+      </w:r>
+    </w:p>
+    <w:p/>
+    <w:p>
+      <w:pPr>
+        <w:pStyle w:val="Heading2"/>
+      </w:pPr>
+      <w:r>
+        <w:rPr>
+          <w:rFonts w:ascii="Calibri" w:hAnsi="Calibri"/>
+          <w:color w:val="F47521"/>
+        </w:rPr>
+        <w:t>Opzionale: CI/CD automatico con GitHub</w:t>
+      </w:r>
+    </w:p>
+    <w:p>
+      <w:r>
+        <w:rPr>
+          <w:rFonts w:ascii="Calibri" w:hAnsi="Calibri"/>
+          <w:b w:val="0"/>
+          <w:i w:val="0"/>
+          <w:color w:val="2B2B2B"/>
+          <w:sz w:val="22"/>
+        </w:rPr>
+        <w:t>Per ora ogni modifica richiede che IO esegua il deploy. In alternativa puoi attivare la CI/CD (Continuous Integration/Continuous Deployment): un sistema che ridepoy automaticamente ogni volta che il codice cambia.</w:t>
+      </w:r>
+    </w:p>
+    <w:p>
+      <w:r>
+        <w:rPr>
+          <w:rFonts w:ascii="Calibri" w:hAnsi="Calibri"/>
+          <w:b/>
+          <w:i w:val="0"/>
+          <w:color w:val="2B2B2B"/>
+          <w:sz w:val="22"/>
+        </w:rPr>
+        <w:t>Cosa serve:</w:t>
+      </w:r>
+    </w:p>
+    <w:p>
+      <w:pPr>
+        <w:pStyle w:val="ListBullet"/>
+      </w:pPr>
+      <w:r>
+        <w:rPr>
+          <w:rFonts w:ascii="Calibri" w:hAnsi="Calibri"/>
+          <w:sz w:val="22"/>
+        </w:rPr>
+        <w:t>Account GitHub (gratis, 3 min registrazione)</w:t>
+      </w:r>
+    </w:p>
+    <w:p>
+      <w:pPr>
+        <w:pStyle w:val="ListBullet"/>
+      </w:pPr>
+      <w:r>
+        <w:rPr>
+          <w:rFonts w:ascii="Calibri" w:hAnsi="Calibri"/>
+          <w:sz w:val="22"/>
+        </w:rPr>
+        <w:t>Repository privato su GitHub</w:t>
+      </w:r>
+    </w:p>
+    <w:p>
+      <w:pPr>
+        <w:pStyle w:val="ListBullet"/>
+      </w:pPr>
+      <w:r>
+        <w:rPr>
+          <w:rFonts w:ascii="Calibri" w:hAnsi="Calibri"/>
+          <w:sz w:val="22"/>
+        </w:rPr>
+        <w:t>Personal Access Token per dare a me accesso</w:t>
+      </w:r>
+    </w:p>
+    <w:p>
+      <w:r>
+        <w:rPr>
+          <w:rFonts w:ascii="Calibri" w:hAnsi="Calibri"/>
+          <w:b/>
+          <w:i w:val="0"/>
+          <w:color w:val="2B2B2B"/>
+          <w:sz w:val="22"/>
+        </w:rPr>
+        <w:t>Cosa cambia:</w:t>
+      </w:r>
+    </w:p>
+    <w:p>
+      <w:pPr>
+        <w:pStyle w:val="ListBullet"/>
+      </w:pPr>
+      <w:r>
+        <w:rPr>
+          <w:rFonts w:ascii="Calibri" w:hAnsi="Calibri"/>
+          <w:sz w:val="22"/>
+        </w:rPr>
+        <w:t>Pro: deploy automatico in ~3 min ad ogni modifica del codice</w:t>
+      </w:r>
+    </w:p>
+    <w:p>
+      <w:pPr>
+        <w:pStyle w:val="ListBullet"/>
+      </w:pPr>
+      <w:r>
+        <w:rPr>
+          <w:rFonts w:ascii="Calibri" w:hAnsi="Calibri"/>
+          <w:sz w:val="22"/>
+        </w:rPr>
+        <w:t>Pro: backup automatico del codice sul cloud</w:t>
+      </w:r>
+    </w:p>
+    <w:p>
+      <w:pPr>
+        <w:pStyle w:val="ListBullet"/>
+      </w:pPr>
+      <w:r>
+        <w:rPr>
+          <w:rFonts w:ascii="Calibri" w:hAnsi="Calibri"/>
+          <w:sz w:val="22"/>
+        </w:rPr>
+        <w:t>Pro: storia di tutte le modifiche consultabile</w:t>
+      </w:r>
+    </w:p>
+    <w:p>
+      <w:pPr>
+        <w:pStyle w:val="ListBullet"/>
+      </w:pPr>
+      <w:r>
+        <w:rPr>
+          <w:rFonts w:ascii="Calibri" w:hAnsi="Calibri"/>
+          <w:sz w:val="22"/>
+        </w:rPr>
+        <w:t>Con: un account in più da gestire</w:t>
+      </w:r>
+    </w:p>
+    <w:p>
+      <w:r>
+        <w:rPr>
+          <w:rFonts w:ascii="Calibri" w:hAnsi="Calibri"/>
+          <w:b/>
+          <w:color w:val="3DA35D"/>
+          <w:sz w:val="22"/>
+        </w:rPr>
+        <w:t>💡  Per uno o due deploy a settimana NON vale la fatica. Resta su "io deployo a richiesta" finché non hai team di sviluppo o vuoi backup automatico.</w:t>
       </w:r>
     </w:p>
     <w:p>

--- a/docs/MANUALE_GENERALE_Silvestre.docx
+++ b/docs/MANUALE_GENERALE_Silvestre.docx
@@ -256,24 +256,6 @@
                 <w:color w:val="FFFFFF"/>
                 <w:sz w:val="21"/>
               </w:rPr>
-              <w:t>Email account</w:t>
-            </w:r>
-          </w:p>
-        </w:tc>
-        <w:tc>
-          <w:tcPr>
-            <w:tcW w:type="dxa" w:w="2160"/>
-            <w:shd w:fill="F47521"/>
-          </w:tcPr>
-          <w:p>
-            <w:r/>
-            <w:r>
-              <w:rPr>
-                <w:rFonts w:ascii="Calibri" w:hAnsi="Calibri"/>
-                <w:b/>
-                <w:color w:val="FFFFFF"/>
-                <w:sz w:val="21"/>
-              </w:rPr>
               <w:t>Tipo registrazione</w:t>
             </w:r>
           </w:p>
@@ -293,6 +275,24 @@
                 <w:sz w:val="21"/>
               </w:rPr>
               <w:t>Costo attuale</w:t>
+            </w:r>
+          </w:p>
+        </w:tc>
+        <w:tc>
+          <w:tcPr>
+            <w:tcW w:type="dxa" w:w="2160"/>
+            <w:shd w:fill="F47521"/>
+          </w:tcPr>
+          <w:p>
+            <w:r/>
+            <w:r>
+              <w:rPr>
+                <w:rFonts w:ascii="Calibri" w:hAnsi="Calibri"/>
+                <w:b/>
+                <w:color w:val="FFFFFF"/>
+                <w:sz w:val="21"/>
+              </w:rPr>
+              <w:t>A cosa serve</w:t>
             </w:r>
           </w:p>
         </w:tc>
@@ -324,21 +324,6 @@
                 <w:rFonts w:ascii="Calibri" w:hAnsi="Calibri"/>
                 <w:sz w:val="21"/>
               </w:rPr>
-              <w:t>nicolarosano85@gmail.com</w:t>
-            </w:r>
-          </w:p>
-        </w:tc>
-        <w:tc>
-          <w:tcPr>
-            <w:tcW w:type="dxa" w:w="2160"/>
-          </w:tcPr>
-          <w:p>
-            <w:r/>
-            <w:r>
-              <w:rPr>
-                <w:rFonts w:ascii="Calibri" w:hAnsi="Calibri"/>
-                <w:sz w:val="21"/>
-              </w:rPr>
               <w:t>Account Google</w:t>
             </w:r>
           </w:p>
@@ -354,7 +339,22 @@
                 <w:rFonts w:ascii="Calibri" w:hAnsi="Calibri"/>
                 <w:sz w:val="21"/>
               </w:rPr>
-              <w:t>Gratis (piano Spark)</w:t>
+              <w:t>Gratis (Spark)</w:t>
+            </w:r>
+          </w:p>
+        </w:tc>
+        <w:tc>
+          <w:tcPr>
+            <w:tcW w:type="dxa" w:w="2160"/>
+          </w:tcPr>
+          <w:p>
+            <w:r/>
+            <w:r>
+              <w:rPr>
+                <w:rFonts w:ascii="Calibri" w:hAnsi="Calibri"/>
+                <w:sz w:val="21"/>
+              </w:rPr>
+              <w:t>Auth + database + push + hosting</w:t>
             </w:r>
           </w:p>
         </w:tc>
@@ -386,7 +386,54 @@
                 <w:rFonts w:ascii="Calibri" w:hAnsi="Calibri"/>
                 <w:sz w:val="21"/>
               </w:rPr>
-              <w:t>il tuo account Cloudinary</w:t>
+              <w:t>Email + password</w:t>
+            </w:r>
+          </w:p>
+        </w:tc>
+        <w:tc>
+          <w:tcPr>
+            <w:tcW w:type="dxa" w:w="2160"/>
+          </w:tcPr>
+          <w:p>
+            <w:r/>
+            <w:r>
+              <w:rPr>
+                <w:rFonts w:ascii="Calibri" w:hAnsi="Calibri"/>
+                <w:sz w:val="21"/>
+              </w:rPr>
+              <w:t>Gratis (Developer)</w:t>
+            </w:r>
+          </w:p>
+        </w:tc>
+        <w:tc>
+          <w:tcPr>
+            <w:tcW w:type="dxa" w:w="2160"/>
+          </w:tcPr>
+          <w:p>
+            <w:r/>
+            <w:r>
+              <w:rPr>
+                <w:rFonts w:ascii="Calibri" w:hAnsi="Calibri"/>
+                <w:sz w:val="21"/>
+              </w:rPr>
+              <w:t>Magazzino foto utenti</w:t>
+            </w:r>
+          </w:p>
+        </w:tc>
+      </w:tr>
+      <w:tr>
+        <w:tc>
+          <w:tcPr>
+            <w:tcW w:type="dxa" w:w="2160"/>
+          </w:tcPr>
+          <w:p>
+            <w:r/>
+            <w:r>
+              <w:rPr>
+                <w:rFonts w:ascii="Calibri" w:hAnsi="Calibri"/>
+                <w:sz w:val="21"/>
+              </w:rPr>
+              <w:t>Pexels</w:t>
             </w:r>
           </w:p>
         </w:tc>
@@ -416,7 +463,84 @@
                 <w:rFonts w:ascii="Calibri" w:hAnsi="Calibri"/>
                 <w:sz w:val="21"/>
               </w:rPr>
-              <w:t>Gratis (Developer free)</w:t>
+              <w:t>Gratis</w:t>
+            </w:r>
+          </w:p>
+        </w:tc>
+        <w:tc>
+          <w:tcPr>
+            <w:tcW w:type="dxa" w:w="2160"/>
+          </w:tcPr>
+          <w:p>
+            <w:r/>
+            <w:r>
+              <w:rPr>
+                <w:rFonts w:ascii="Calibri" w:hAnsi="Calibri"/>
+                <w:sz w:val="21"/>
+              </w:rPr>
+              <w:t>Foto stock per catalogo (con attribuzione automatica autori)</w:t>
+            </w:r>
+          </w:p>
+        </w:tc>
+      </w:tr>
+      <w:tr>
+        <w:tc>
+          <w:tcPr>
+            <w:tcW w:type="dxa" w:w="2160"/>
+          </w:tcPr>
+          <w:p>
+            <w:r/>
+            <w:r>
+              <w:rPr>
+                <w:rFonts w:ascii="Calibri" w:hAnsi="Calibri"/>
+                <w:sz w:val="21"/>
+              </w:rPr>
+              <w:t>GitHub</w:t>
+            </w:r>
+          </w:p>
+        </w:tc>
+        <w:tc>
+          <w:tcPr>
+            <w:tcW w:type="dxa" w:w="2160"/>
+          </w:tcPr>
+          <w:p>
+            <w:r/>
+            <w:r>
+              <w:rPr>
+                <w:rFonts w:ascii="Calibri" w:hAnsi="Calibri"/>
+                <w:sz w:val="21"/>
+              </w:rPr>
+              <w:t>Account GitHub</w:t>
+            </w:r>
+          </w:p>
+        </w:tc>
+        <w:tc>
+          <w:tcPr>
+            <w:tcW w:type="dxa" w:w="2160"/>
+          </w:tcPr>
+          <w:p>
+            <w:r/>
+            <w:r>
+              <w:rPr>
+                <w:rFonts w:ascii="Calibri" w:hAnsi="Calibri"/>
+                <w:sz w:val="21"/>
+              </w:rPr>
+              <w:t>Gratis</w:t>
+            </w:r>
+          </w:p>
+        </w:tc>
+        <w:tc>
+          <w:tcPr>
+            <w:tcW w:type="dxa" w:w="2160"/>
+          </w:tcPr>
+          <w:p>
+            <w:r/>
+            <w:r>
+              <w:rPr>
+                <w:rFonts w:ascii="Calibri" w:hAnsi="Calibri"/>
+                <w:sz w:val="21"/>
+              </w:rPr>
+              <w:t>Backup codice + CI/CD auto-deploy</w:t>
             </w:r>
           </w:p>
         </w:tc>
@@ -1183,7 +1307,7 @@
           <w:rFonts w:ascii="Calibri" w:hAnsi="Calibri"/>
           <w:color w:val="F47521"/>
         </w:rPr>
-        <w:t>Come ricevere le modifiche</w:t>
+        <w:t>Come ricevere le modifiche (CI/CD attivo)</w:t>
       </w:r>
     </w:p>
     <w:p>
@@ -1195,164 +1319,67 @@
           <w:color w:val="2B2B2B"/>
           <w:sz w:val="22"/>
         </w:rPr>
-        <w:t>Quando io aggiungo funzionalità, l'app sul web NON si aggiorna da sola. Servono 2 cose:</w:t>
+        <w:t>La pipeline automatica è ATTIVA. Ogni modifica al codice segue questo flusso:</w:t>
       </w:r>
     </w:p>
     <w:p>
       <w:pPr>
-        <w:pStyle w:val="ListBullet"/>
+        <w:pStyle w:val="ListNumber"/>
       </w:pPr>
       <w:r>
         <w:rPr>
           <w:rFonts w:ascii="Calibri" w:hAnsi="Calibri"/>
           <w:sz w:val="22"/>
         </w:rPr>
-        <w:t>Io ricompilo l'app + ridepoy (3 minuti) → versione nuova online</w:t>
+        <w:t>Io modifico il codice sul tuo PC</w:t>
       </w:r>
     </w:p>
     <w:p>
       <w:pPr>
-        <w:pStyle w:val="ListBullet"/>
+        <w:pStyle w:val="ListNumber"/>
       </w:pPr>
       <w:r>
         <w:rPr>
           <w:rFonts w:ascii="Calibri" w:hAnsi="Calibri"/>
           <w:sz w:val="22"/>
         </w:rPr>
-        <w:t>Tu fai refresh sul telefono (chiudi e riapri o ricarica la pagina) → vedi le novità</w:t>
-      </w:r>
-    </w:p>
-    <w:p/>
-    <w:p>
-      <w:pPr>
-        <w:pStyle w:val="Heading2"/>
-      </w:pPr>
-      <w:r>
-        <w:rPr>
-          <w:rFonts w:ascii="Calibri" w:hAnsi="Calibri"/>
-          <w:color w:val="F47521"/>
-        </w:rPr>
-        <w:t>Opzionale: CI/CD automatico con GitHub</w:t>
-      </w:r>
-    </w:p>
-    <w:p>
-      <w:r>
-        <w:rPr>
-          <w:rFonts w:ascii="Calibri" w:hAnsi="Calibri"/>
-          <w:b w:val="0"/>
-          <w:i w:val="0"/>
-          <w:color w:val="2B2B2B"/>
-          <w:sz w:val="22"/>
-        </w:rPr>
-        <w:t>Per ora ogni modifica richiede che IO esegua il deploy. In alternativa puoi attivare la CI/CD (Continuous Integration/Continuous Deployment): un sistema che ridepoy automaticamente ogni volta che il codice cambia.</w:t>
-      </w:r>
-    </w:p>
-    <w:p>
-      <w:r>
-        <w:rPr>
-          <w:rFonts w:ascii="Calibri" w:hAnsi="Calibri"/>
-          <w:b/>
-          <w:i w:val="0"/>
-          <w:color w:val="2B2B2B"/>
-          <w:sz w:val="22"/>
-        </w:rPr>
-        <w:t>Cosa serve:</w:t>
+        <w:t>Faccio commit + push su GitHub (repository: nico85-prog/silvestre-app)</w:t>
       </w:r>
     </w:p>
     <w:p>
       <w:pPr>
-        <w:pStyle w:val="ListBullet"/>
+        <w:pStyle w:val="ListNumber"/>
       </w:pPr>
       <w:r>
         <w:rPr>
           <w:rFonts w:ascii="Calibri" w:hAnsi="Calibri"/>
           <w:sz w:val="22"/>
         </w:rPr>
-        <w:t>Account GitHub (gratis, 3 min registrazione)</w:t>
+        <w:t>GitHub Actions esegue automaticamente: flutter analyze + flutter test + build web + deploy Firebase Hosting</w:t>
       </w:r>
     </w:p>
     <w:p>
       <w:pPr>
-        <w:pStyle w:val="ListBullet"/>
+        <w:pStyle w:val="ListNumber"/>
       </w:pPr>
       <w:r>
         <w:rPr>
           <w:rFonts w:ascii="Calibri" w:hAnsi="Calibri"/>
           <w:sz w:val="22"/>
         </w:rPr>
-        <w:t>Repository privato su GitHub</w:t>
+        <w:t>In 3-5 minuti l'app online è aggiornata</w:t>
       </w:r>
     </w:p>
     <w:p>
       <w:pPr>
-        <w:pStyle w:val="ListBullet"/>
+        <w:pStyle w:val="ListNumber"/>
       </w:pPr>
       <w:r>
         <w:rPr>
           <w:rFonts w:ascii="Calibri" w:hAnsi="Calibri"/>
           <w:sz w:val="22"/>
         </w:rPr>
-        <w:t>Personal Access Token per dare a me accesso</w:t>
-      </w:r>
-    </w:p>
-    <w:p>
-      <w:r>
-        <w:rPr>
-          <w:rFonts w:ascii="Calibri" w:hAnsi="Calibri"/>
-          <w:b/>
-          <w:i w:val="0"/>
-          <w:color w:val="2B2B2B"/>
-          <w:sz w:val="22"/>
-        </w:rPr>
-        <w:t>Cosa cambia:</w:t>
-      </w:r>
-    </w:p>
-    <w:p>
-      <w:pPr>
-        <w:pStyle w:val="ListBullet"/>
-      </w:pPr>
-      <w:r>
-        <w:rPr>
-          <w:rFonts w:ascii="Calibri" w:hAnsi="Calibri"/>
-          <w:sz w:val="22"/>
-        </w:rPr>
-        <w:t>Pro: deploy automatico in ~3 min ad ogni modifica del codice</w:t>
-      </w:r>
-    </w:p>
-    <w:p>
-      <w:pPr>
-        <w:pStyle w:val="ListBullet"/>
-      </w:pPr>
-      <w:r>
-        <w:rPr>
-          <w:rFonts w:ascii="Calibri" w:hAnsi="Calibri"/>
-          <w:sz w:val="22"/>
-        </w:rPr>
-        <w:t>Pro: backup automatico del codice sul cloud</w:t>
-      </w:r>
-    </w:p>
-    <w:p>
-      <w:pPr>
-        <w:pStyle w:val="ListBullet"/>
-      </w:pPr>
-      <w:r>
-        <w:rPr>
-          <w:rFonts w:ascii="Calibri" w:hAnsi="Calibri"/>
-          <w:sz w:val="22"/>
-        </w:rPr>
-        <w:t>Pro: storia di tutte le modifiche consultabile</w:t>
-      </w:r>
-    </w:p>
-    <w:p>
-      <w:pPr>
-        <w:pStyle w:val="ListBullet"/>
-      </w:pPr>
-      <w:r>
-        <w:rPr>
-          <w:rFonts w:ascii="Calibri" w:hAnsi="Calibri"/>
-          <w:sz w:val="22"/>
-        </w:rPr>
-        <w:t>Con: un account in più da gestire</w:t>
+        <w:t>Tu fai refresh sul telefono (Safari/Chrome) e vedi le novità</w:t>
       </w:r>
     </w:p>
     <w:p>
@@ -1363,7 +1390,7 @@
           <w:color w:val="3DA35D"/>
           <w:sz w:val="22"/>
         </w:rPr>
-        <w:t>💡  Per uno o due deploy a settimana NON vale la fatica. Resta su "io deployo a richiesta" finché non hai team di sviluppo o vuoi backup automatico.</w:t>
+        <w:t>💡  Tu non devi mai aprire terminale, GitHub o Firebase Console. Mi dici 'aggiungi X' o 'modifica Y', faccio io tutto. La CI è il guardiano: se introduce un errore blocca il deploy automaticamente, quindi il sito live non si rompe.</w:t>
       </w:r>
     </w:p>
     <w:p>
@@ -1440,7 +1467,7 @@
           <w:rFonts w:ascii="Calibri" w:hAnsi="Calibri"/>
           <w:sz w:val="22"/>
         </w:rPr>
-        <w:t>Catalogo con 6 categorie (Stampe, Fotolibri, Calendari, Tele, Magneti, Regali)</w:t>
+        <w:t>Catalogo con 6 categorie (Stampe, Fotolibri, Calendari, Tele/Quadri, Fotoregali, Crystal 3D) — 30 prodotti, 129 varianti reali dal listino Silvestre</w:t>
       </w:r>
     </w:p>
     <w:p>
@@ -1537,6 +1564,31 @@
           <w:sz w:val="22"/>
         </w:rPr>
         <w:t>Va in negozio, mostra il codice, ritira</w:t>
+      </w:r>
+    </w:p>
+    <w:p/>
+    <w:p>
+      <w:pPr>
+        <w:pStyle w:val="Heading2"/>
+      </w:pPr>
+      <w:r>
+        <w:rPr>
+          <w:rFonts w:ascii="Calibri" w:hAnsi="Calibri"/>
+          <w:color w:val="F47521"/>
+        </w:rPr>
+        <w:t>Lavoro Personalizzato (cose fuori catalogo)</w:t>
+      </w:r>
+    </w:p>
+    <w:p>
+      <w:r>
+        <w:rPr>
+          <w:rFonts w:ascii="Calibri" w:hAnsi="Calibri"/>
+          <w:b w:val="0"/>
+          <w:i w:val="0"/>
+          <w:color w:val="2B2B2B"/>
+          <w:sz w:val="22"/>
+        </w:rPr>
+        <w:t>Se il cliente cerca qualcosa che non vede nel catalogo (es. una stampa su materiale insolito, un formato fuori standard, un lavoro complesso), tappa la card arancione "Lavoro Personalizzato" nella home → form con titolo, descrizione, foto di riferimento → invia richiesta. Tu ricevi e mandi il preventivo (importo + tempi + nota). Il cliente accetta o declina; se accetta, l'ordine prosegue come un ordine normale.</w:t>
       </w:r>
     </w:p>
     <w:p>
@@ -1711,6 +1763,18 @@
           <w:sz w:val="22"/>
         </w:rPr>
         <w:t>Per i Fotolibri: vedi tutte le pagine impaginate, tap per ingrandire</w:t>
+      </w:r>
+    </w:p>
+    <w:p>
+      <w:pPr>
+        <w:pStyle w:val="ListBullet"/>
+      </w:pPr>
+      <w:r>
+        <w:rPr>
+          <w:rFonts w:ascii="Calibri" w:hAnsi="Calibri"/>
+          <w:sz w:val="22"/>
+        </w:rPr>
+        <w:t>Per le richieste di Lavoro Personalizzato: vedi titolo+descrizione+foto, compili form preventivo (importo € + tempi + nota), invii — il cliente decide se accettare</w:t>
       </w:r>
     </w:p>
     <w:p>
